--- a/atelier/atelier_136.docx
+++ b/atelier/atelier_136.docx
@@ -474,7 +474,7 @@
                 <w:b w:val="false"/>
                 <w:bCs w:val="false"/>
               </w:rPr>
-              <w:t xml:space="preserve">SLA (#133), rappels (#134), causes traitées (#135)</w:t>
+              <w:t xml:space="preserve">SLA, rappels, causes traitées</w:t>
             </w:r>
           </w:p>
         </w:tc>
@@ -493,7 +493,7 @@
         <w:spacing w:after="120"/>
       </w:pPr>
       <w:r>
-        <w:t xml:space="preserve">Le SLA est en place, outillé de rappels, et les causes structurelles de lenteur sont traitées (#133-135). Pourtant, quelques MR continuent de dépasser le SLA. C’est normal — aucun engagement n’est tenu à 100 %, et certains dépassements sont légitimes. Le sujet de cet atelier, qui clôt Q01, est d’instaurer une analyse régulière de ces exceptions : pour chaque MR qui dépasse le SLA, comprendre POURQUOI, et traiter la cause. L’objectif n’est pas de viser le zéro dépassement absolu (illusoire et contre-productif), mais de s’assurer qu’aucun dépassement n’est ignoré : chaque exception est soit légitime et assumée (un sujet vraiment complexe), soit le signe d’une cause récurrente à corriger. On transforme les dépassements en source d’amélioration continue, plutôt qu’en fatalité.</w:t>
+        <w:t xml:space="preserve">Le SLA est en place, outillé de rappels, et les causes structurelles de lenteur sont traitées. Pourtant, quelques MR continuent de dépasser le SLA. C’est normal — aucun engagement n’est tenu à 100 %, et certains dépassements sont légitimes. Le sujet de cet atelier, qui clôt Q01, est d’instaurer une analyse régulière de ces exceptions : pour chaque MR qui dépasse le SLA, comprendre POURQUOI, et traiter la cause. L’objectif n’est pas de viser le zéro dépassement absolu (illusoire et contre-productif), mais de s’assurer qu’aucun dépassement n’est ignoré : chaque exception est soit légitime et assumée (un sujet vraiment complexe), soit le signe d’une cause récurrente à corriger. On transforme les dépassements en source d’amélioration continue, plutôt qu’en fatalité.</w:t>
       </w:r>
     </w:p>
     <w:p>
@@ -600,7 +600,7 @@
         <w:spacing w:after="80"/>
       </w:pPr>
       <w:r>
-        <w:t xml:space="preserve">Assumer les légitimes, corriger les récurrentes : une exception légitime est notée et acceptée (pas de culpabilité). Une cause récurrente est traitée (renvoi aux réponses du #135 : découpage, diffusion de compétence). On agit sur ce qui se répète.</w:t>
+        <w:t xml:space="preserve">Assumer les légitimes, corriger les récurrentes : une exception légitime est notée et acceptée (pas de culpabilité). Une cause récurrente est traitée (renvoi aux réponses du pourquoi nos MR traînent ? : découpage, diffusion de compétence). On agit sur ce qui se répète.</w:t>
       </w:r>
     </w:p>
     <w:p>
@@ -629,7 +629,7 @@
         <w:spacing w:after="120"/>
       </w:pPr>
       <w:r>
-        <w:t xml:space="preserve">À la sortie, la squad a instauré une analyse régulière des exceptions au SLA : pour chaque MR qui dépasse, comprendre pourquoi, distinguer l’exception légitime (assumée) de la cause récurrente (corrigée, en s’appuyant sur les réponses du #135). L’objectif est « aucun dépassement ignoré », pas « zéro dépassement » — ce qui préserve la qualité des reviews complexes tout en gardant la vitesse sous contrôle. Les dépassements deviennent une source d’amélioration continue, suivie via la tendance du Review time du hub. La question Q01 est complète : la vitesse de review est non seulement engagée (SLA), outillée (rappels) et corrigée à la racine (causes), mais aussi pilotée dans la durée (exceptions).</w:t>
+        <w:t xml:space="preserve">À la sortie, la squad a instauré une analyse régulière des exceptions au SLA : pour chaque MR qui dépasse, comprendre pourquoi, distinguer l’exception légitime (assumée) de la cause récurrente (corrigée, en s’appuyant sur les réponses du pourquoi nos MR traînent ?). L’objectif est « aucun dépassement ignoré », pas « zéro dépassement » — ce qui préserve la qualité des reviews complexes tout en gardant la vitesse sous contrôle. Les dépassements deviennent une source d’amélioration continue, suivie via la tendance du Review time du hub. La question Q01 est complète : la vitesse de review est non seulement engagée (SLA), outillée (rappels) et corrigée à la racine (causes), mais aussi pilotée dans la durée (exceptions).</w:t>
       </w:r>
     </w:p>
     <w:p>
@@ -688,7 +688,7 @@
         <w:spacing w:after="80"/>
       </w:pPr>
       <w:r>
-        <w:t xml:space="preserve">Zone « Action » — assumer (légitime) ou corriger (récurrent, renvoi #135).</w:t>
+        <w:t xml:space="preserve">Zone « Action » — assumer (légitime) ou corriger (récurrent, renvoi).</w:t>
       </w:r>
     </w:p>
     <w:p>
@@ -789,7 +789,7 @@
         <w:t xml:space="preserve">(8 min) Décider les actions</w:t>
       </w:r>
       <w:r>
-        <w:t xml:space="preserve"> — assumer les légitimes, traiter les récurrentes (renvoi #135).</w:t>
+        <w:t xml:space="preserve"> — assumer les légitimes, traiter les récurrentes (renvoi).</w:t>
       </w:r>
     </w:p>
     <w:p>
@@ -876,7 +876,7 @@
         <w:spacing w:after="80"/>
       </w:pPr>
       <w:r>
-        <w:t xml:space="preserve">Les actions : légitimes assumées, récurrentes corrigées (renvoi #135).</w:t>
+        <w:t xml:space="preserve">Les actions : légitimes assumées, récurrentes corrigées (renvoi).</w:t>
       </w:r>
     </w:p>
     <w:p>
@@ -905,7 +905,7 @@
         <w:spacing w:after="120"/>
       </w:pPr>
       <w:r>
-        <w:t xml:space="preserve">Avec l’analyse des exceptions, la question Q01 est complète sur tout son gradient : diagnostic du cycle MR (#131), prise de conscience (#132), SLA (#133), rappels automatiques (#134), causes de lenteur (#135), exceptions (#136). La vitesse de review est engagée, outillée, corrigée à la racine et pilotée dans la durée. Q01 porte la vitesse ; l’axe hygiène (H05) porte l’anti-abandon, en s’appuyant sur le SLA et les rappels d’ici (renvois #102/#104). Ensemble, les MR sont à la fois reviewées vite et jamais abandonnées. La suite de l’axe Review traite la qualité des reviews (Q03), les règles d’approbation (Q02) et la taille des MR (Q04).</w:t>
+        <w:t xml:space="preserve">Avec l’analyse des exceptions, la question Q01 est complète sur tout son gradient : diagnostic du cycle MR, prise de conscience, SLA, rappels automatiques, causes de lenteur, exceptions. La vitesse de review est engagée, outillée, corrigée à la racine et pilotée dans la durée. Q01 porte la vitesse ; l’axe hygiène (H05) porte l’anti-abandon, en s’appuyant sur le SLA et les rappels d’ici (renvois/). Ensemble, les MR sont à la fois reviewées vite et jamais abandonnées. La suite de l’axe Review traite la qualité des reviews (Q03), les règles d’approbation (Q02) et la taille des MR (Q04).</w:t>
       </w:r>
     </w:p>
     <w:p>
